--- a/public/downloads/production/kdp/author-voice-copyedit/lady-d-author-voice-copyedit-pack.docx
+++ b/public/downloads/production/kdp/author-voice-copyedit/lady-d-author-voice-copyedit-pack.docx
@@ -223,7 +223,7 @@
                 <w:b w:val="0"/>
                 <w:sz w:val="19"/>
               </w:rPr>
-              <w:t>Commit</w:t>
+              <w:t>Snapshot</w:t>
             </w:r>
           </w:p>
         </w:tc>
@@ -242,7 +242,7 @@
                 <w:b w:val="0"/>
                 <w:sz w:val="19"/>
               </w:rPr>
-              <w:t>9aab4b1</w:t>
+              <w:t>Production snapshot</w:t>
             </w:r>
           </w:p>
         </w:tc>

--- a/public/downloads/production/kdp/author-voice-copyedit/lady-d-author-voice-copyedit-pack.docx
+++ b/public/downloads/production/kdp/author-voice-copyedit/lady-d-author-voice-copyedit-pack.docx
@@ -670,7 +670,7 @@
                 <w:b w:val="0"/>
                 <w:sz w:val="19"/>
               </w:rPr>
-              <w:t>314,859</w:t>
+              <w:t>314,862</w:t>
             </w:r>
           </w:p>
         </w:tc>

--- a/public/downloads/production/kdp/author-voice-copyedit/lady-d-author-voice-copyedit-pack.docx
+++ b/public/downloads/production/kdp/author-voice-copyedit/lady-d-author-voice-copyedit-pack.docx
@@ -670,7 +670,7 @@
                 <w:b w:val="0"/>
                 <w:sz w:val="19"/>
               </w:rPr>
-              <w:t>314,862</w:t>
+              <w:t>314,856</w:t>
             </w:r>
           </w:p>
         </w:tc>

--- a/public/downloads/production/kdp/author-voice-copyedit/lady-d-author-voice-copyedit-pack.docx
+++ b/public/downloads/production/kdp/author-voice-copyedit/lady-d-author-voice-copyedit-pack.docx
@@ -670,7 +670,7 @@
                 <w:b w:val="0"/>
                 <w:sz w:val="19"/>
               </w:rPr>
-              <w:t>314,856</w:t>
+              <w:t>314,846</w:t>
             </w:r>
           </w:p>
         </w:tc>

--- a/public/downloads/production/kdp/author-voice-copyedit/lady-d-author-voice-copyedit-pack.docx
+++ b/public/downloads/production/kdp/author-voice-copyedit/lady-d-author-voice-copyedit-pack.docx
@@ -670,7 +670,7 @@
                 <w:b w:val="0"/>
                 <w:sz w:val="19"/>
               </w:rPr>
-              <w:t>314,846</w:t>
+              <w:t>314,853</w:t>
             </w:r>
           </w:p>
         </w:tc>

--- a/public/downloads/production/kdp/author-voice-copyedit/lady-d-author-voice-copyedit-pack.docx
+++ b/public/downloads/production/kdp/author-voice-copyedit/lady-d-author-voice-copyedit-pack.docx
@@ -670,7 +670,7 @@
                 <w:b w:val="0"/>
                 <w:sz w:val="19"/>
               </w:rPr>
-              <w:t>314,853</w:t>
+              <w:t>314,848</w:t>
             </w:r>
           </w:p>
         </w:tc>

--- a/public/downloads/production/kdp/author-voice-copyedit/lady-d-author-voice-copyedit-pack.docx
+++ b/public/downloads/production/kdp/author-voice-copyedit/lady-d-author-voice-copyedit-pack.docx
@@ -670,7 +670,7 @@
                 <w:b w:val="0"/>
                 <w:sz w:val="19"/>
               </w:rPr>
-              <w:t>314,848</w:t>
+              <w:t>314,835</w:t>
             </w:r>
           </w:p>
         </w:tc>

--- a/public/downloads/production/kdp/author-voice-copyedit/lady-d-author-voice-copyedit-pack.docx
+++ b/public/downloads/production/kdp/author-voice-copyedit/lady-d-author-voice-copyedit-pack.docx
@@ -670,7 +670,7 @@
                 <w:b w:val="0"/>
                 <w:sz w:val="19"/>
               </w:rPr>
-              <w:t>314,835</w:t>
+              <w:t>314,821</w:t>
             </w:r>
           </w:p>
         </w:tc>

--- a/public/downloads/production/kdp/author-voice-copyedit/lady-d-author-voice-copyedit-pack.docx
+++ b/public/downloads/production/kdp/author-voice-copyedit/lady-d-author-voice-copyedit-pack.docx
@@ -670,7 +670,7 @@
                 <w:b w:val="0"/>
                 <w:sz w:val="19"/>
               </w:rPr>
-              <w:t>314,821</w:t>
+              <w:t>314,824</w:t>
             </w:r>
           </w:p>
         </w:tc>

--- a/public/downloads/production/kdp/author-voice-copyedit/lady-d-author-voice-copyedit-pack.docx
+++ b/public/downloads/production/kdp/author-voice-copyedit/lady-d-author-voice-copyedit-pack.docx
@@ -670,7 +670,7 @@
                 <w:b w:val="0"/>
                 <w:sz w:val="19"/>
               </w:rPr>
-              <w:t>314,824</w:t>
+              <w:t>314,819</w:t>
             </w:r>
           </w:p>
         </w:tc>

--- a/public/downloads/production/kdp/author-voice-copyedit/lady-d-author-voice-copyedit-pack.docx
+++ b/public/downloads/production/kdp/author-voice-copyedit/lady-d-author-voice-copyedit-pack.docx
@@ -670,7 +670,7 @@
                 <w:b w:val="0"/>
                 <w:sz w:val="19"/>
               </w:rPr>
-              <w:t>314,819</w:t>
+              <w:t>314,820</w:t>
             </w:r>
           </w:p>
         </w:tc>

--- a/public/downloads/production/kdp/author-voice-copyedit/lady-d-author-voice-copyedit-pack.docx
+++ b/public/downloads/production/kdp/author-voice-copyedit/lady-d-author-voice-copyedit-pack.docx
@@ -670,7 +670,7 @@
                 <w:b w:val="0"/>
                 <w:sz w:val="19"/>
               </w:rPr>
-              <w:t>314,820</w:t>
+              <w:t>314,834</w:t>
             </w:r>
           </w:p>
         </w:tc>

--- a/public/downloads/production/kdp/author-voice-copyedit/lady-d-author-voice-copyedit-pack.docx
+++ b/public/downloads/production/kdp/author-voice-copyedit/lady-d-author-voice-copyedit-pack.docx
@@ -670,7 +670,7 @@
                 <w:b w:val="0"/>
                 <w:sz w:val="19"/>
               </w:rPr>
-              <w:t>314,834</w:t>
+              <w:t>314,826</w:t>
             </w:r>
           </w:p>
         </w:tc>

--- a/public/downloads/production/kdp/author-voice-copyedit/lady-d-author-voice-copyedit-pack.docx
+++ b/public/downloads/production/kdp/author-voice-copyedit/lady-d-author-voice-copyedit-pack.docx
@@ -670,7 +670,7 @@
                 <w:b w:val="0"/>
                 <w:sz w:val="19"/>
               </w:rPr>
-              <w:t>314,826</w:t>
+              <w:t>314,827</w:t>
             </w:r>
           </w:p>
         </w:tc>

--- a/public/downloads/production/kdp/author-voice-copyedit/lady-d-author-voice-copyedit-pack.docx
+++ b/public/downloads/production/kdp/author-voice-copyedit/lady-d-author-voice-copyedit-pack.docx
@@ -670,7 +670,7 @@
                 <w:b w:val="0"/>
                 <w:sz w:val="19"/>
               </w:rPr>
-              <w:t>314,827</w:t>
+              <w:t>314,829</w:t>
             </w:r>
           </w:p>
         </w:tc>

--- a/public/downloads/production/kdp/author-voice-copyedit/lady-d-author-voice-copyedit-pack.docx
+++ b/public/downloads/production/kdp/author-voice-copyedit/lady-d-author-voice-copyedit-pack.docx
@@ -670,7 +670,7 @@
                 <w:b w:val="0"/>
                 <w:sz w:val="19"/>
               </w:rPr>
-              <w:t>314,829</w:t>
+              <w:t>314,828</w:t>
             </w:r>
           </w:p>
         </w:tc>

--- a/public/downloads/production/kdp/author-voice-copyedit/lady-d-author-voice-copyedit-pack.docx
+++ b/public/downloads/production/kdp/author-voice-copyedit/lady-d-author-voice-copyedit-pack.docx
@@ -670,7 +670,7 @@
                 <w:b w:val="0"/>
                 <w:sz w:val="19"/>
               </w:rPr>
-              <w:t>314,828</w:t>
+              <w:t>314,839</w:t>
             </w:r>
           </w:p>
         </w:tc>

--- a/public/downloads/production/kdp/author-voice-copyedit/lady-d-author-voice-copyedit-pack.docx
+++ b/public/downloads/production/kdp/author-voice-copyedit/lady-d-author-voice-copyedit-pack.docx
@@ -670,7 +670,7 @@
                 <w:b w:val="0"/>
                 <w:sz w:val="19"/>
               </w:rPr>
-              <w:t>314,839</w:t>
+              <w:t>314,842</w:t>
             </w:r>
           </w:p>
         </w:tc>

--- a/public/downloads/production/kdp/author-voice-copyedit/lady-d-author-voice-copyedit-pack.docx
+++ b/public/downloads/production/kdp/author-voice-copyedit/lady-d-author-voice-copyedit-pack.docx
@@ -670,7 +670,7 @@
                 <w:b w:val="0"/>
                 <w:sz w:val="19"/>
               </w:rPr>
-              <w:t>314,842</w:t>
+              <w:t>314,856</w:t>
             </w:r>
           </w:p>
         </w:tc>

--- a/public/downloads/production/kdp/author-voice-copyedit/lady-d-author-voice-copyedit-pack.docx
+++ b/public/downloads/production/kdp/author-voice-copyedit/lady-d-author-voice-copyedit-pack.docx
@@ -670,7 +670,7 @@
                 <w:b w:val="0"/>
                 <w:sz w:val="19"/>
               </w:rPr>
-              <w:t>314,856</w:t>
+              <w:t>314,875</w:t>
             </w:r>
           </w:p>
         </w:tc>

--- a/public/downloads/production/kdp/author-voice-copyedit/lady-d-author-voice-copyedit-pack.docx
+++ b/public/downloads/production/kdp/author-voice-copyedit/lady-d-author-voice-copyedit-pack.docx
@@ -670,7 +670,7 @@
                 <w:b w:val="0"/>
                 <w:sz w:val="19"/>
               </w:rPr>
-              <w:t>314,875</w:t>
+              <w:t>314,886</w:t>
             </w:r>
           </w:p>
         </w:tc>

--- a/public/downloads/production/kdp/author-voice-copyedit/lady-d-author-voice-copyedit-pack.docx
+++ b/public/downloads/production/kdp/author-voice-copyedit/lady-d-author-voice-copyedit-pack.docx
@@ -670,7 +670,7 @@
                 <w:b w:val="0"/>
                 <w:sz w:val="19"/>
               </w:rPr>
-              <w:t>314,886</w:t>
+              <w:t>314,904</w:t>
             </w:r>
           </w:p>
         </w:tc>

--- a/public/downloads/production/kdp/author-voice-copyedit/lady-d-author-voice-copyedit-pack.docx
+++ b/public/downloads/production/kdp/author-voice-copyedit/lady-d-author-voice-copyedit-pack.docx
@@ -670,7 +670,7 @@
                 <w:b w:val="0"/>
                 <w:sz w:val="19"/>
               </w:rPr>
-              <w:t>314,904</w:t>
+              <w:t>314,916</w:t>
             </w:r>
           </w:p>
         </w:tc>

--- a/public/downloads/production/kdp/author-voice-copyedit/lady-d-author-voice-copyedit-pack.docx
+++ b/public/downloads/production/kdp/author-voice-copyedit/lady-d-author-voice-copyedit-pack.docx
@@ -670,7 +670,7 @@
                 <w:b w:val="0"/>
                 <w:sz w:val="19"/>
               </w:rPr>
-              <w:t>314,916</w:t>
+              <w:t>314,929</w:t>
             </w:r>
           </w:p>
         </w:tc>

--- a/public/downloads/production/kdp/author-voice-copyedit/lady-d-author-voice-copyedit-pack.docx
+++ b/public/downloads/production/kdp/author-voice-copyedit/lady-d-author-voice-copyedit-pack.docx
@@ -670,7 +670,7 @@
                 <w:b w:val="0"/>
                 <w:sz w:val="19"/>
               </w:rPr>
-              <w:t>314,929</w:t>
+              <w:t>314,946</w:t>
             </w:r>
           </w:p>
         </w:tc>

--- a/public/downloads/production/kdp/author-voice-copyedit/lady-d-author-voice-copyedit-pack.docx
+++ b/public/downloads/production/kdp/author-voice-copyedit/lady-d-author-voice-copyedit-pack.docx
@@ -670,7 +670,7 @@
                 <w:b w:val="0"/>
                 <w:sz w:val="19"/>
               </w:rPr>
-              <w:t>314,946</w:t>
+              <w:t>314,947</w:t>
             </w:r>
           </w:p>
         </w:tc>

--- a/public/downloads/production/kdp/author-voice-copyedit/lady-d-author-voice-copyedit-pack.docx
+++ b/public/downloads/production/kdp/author-voice-copyedit/lady-d-author-voice-copyedit-pack.docx
@@ -670,7 +670,7 @@
                 <w:b w:val="0"/>
                 <w:sz w:val="19"/>
               </w:rPr>
-              <w:t>314,947</w:t>
+              <w:t>314,954</w:t>
             </w:r>
           </w:p>
         </w:tc>

--- a/public/downloads/production/kdp/author-voice-copyedit/lady-d-author-voice-copyedit-pack.docx
+++ b/public/downloads/production/kdp/author-voice-copyedit/lady-d-author-voice-copyedit-pack.docx
@@ -670,7 +670,7 @@
                 <w:b w:val="0"/>
                 <w:sz w:val="19"/>
               </w:rPr>
-              <w:t>314,954</w:t>
+              <w:t>314,957</w:t>
             </w:r>
           </w:p>
         </w:tc>

--- a/public/downloads/production/kdp/author-voice-copyedit/lady-d-author-voice-copyedit-pack.docx
+++ b/public/downloads/production/kdp/author-voice-copyedit/lady-d-author-voice-copyedit-pack.docx
@@ -670,7 +670,7 @@
                 <w:b w:val="0"/>
                 <w:sz w:val="19"/>
               </w:rPr>
-              <w:t>314,957</w:t>
+              <w:t>314,967</w:t>
             </w:r>
           </w:p>
         </w:tc>

--- a/public/downloads/production/kdp/author-voice-copyedit/lady-d-author-voice-copyedit-pack.docx
+++ b/public/downloads/production/kdp/author-voice-copyedit/lady-d-author-voice-copyedit-pack.docx
@@ -670,7 +670,7 @@
                 <w:b w:val="0"/>
                 <w:sz w:val="19"/>
               </w:rPr>
-              <w:t>314,967</w:t>
+              <w:t>314,960</w:t>
             </w:r>
           </w:p>
         </w:tc>

--- a/public/downloads/production/kdp/author-voice-copyedit/lady-d-author-voice-copyedit-pack.docx
+++ b/public/downloads/production/kdp/author-voice-copyedit/lady-d-author-voice-copyedit-pack.docx
@@ -670,7 +670,7 @@
                 <w:b w:val="0"/>
                 <w:sz w:val="19"/>
               </w:rPr>
-              <w:t>314,960</w:t>
+              <w:t>314,953</w:t>
             </w:r>
           </w:p>
         </w:tc>

--- a/public/downloads/production/kdp/author-voice-copyedit/lady-d-author-voice-copyedit-pack.docx
+++ b/public/downloads/production/kdp/author-voice-copyedit/lady-d-author-voice-copyedit-pack.docx
@@ -670,7 +670,7 @@
                 <w:b w:val="0"/>
                 <w:sz w:val="19"/>
               </w:rPr>
-              <w:t>314,953</w:t>
+              <w:t>314,951</w:t>
             </w:r>
           </w:p>
         </w:tc>

--- a/public/downloads/production/kdp/author-voice-copyedit/lady-d-author-voice-copyedit-pack.docx
+++ b/public/downloads/production/kdp/author-voice-copyedit/lady-d-author-voice-copyedit-pack.docx
@@ -670,7 +670,7 @@
                 <w:b w:val="0"/>
                 <w:sz w:val="19"/>
               </w:rPr>
-              <w:t>314,951</w:t>
+              <w:t>314,939</w:t>
             </w:r>
           </w:p>
         </w:tc>

--- a/public/downloads/production/kdp/author-voice-copyedit/lady-d-author-voice-copyedit-pack.docx
+++ b/public/downloads/production/kdp/author-voice-copyedit/lady-d-author-voice-copyedit-pack.docx
@@ -670,7 +670,7 @@
                 <w:b w:val="0"/>
                 <w:sz w:val="19"/>
               </w:rPr>
-              <w:t>314,939</w:t>
+              <w:t>314,930</w:t>
             </w:r>
           </w:p>
         </w:tc>

--- a/public/downloads/production/kdp/author-voice-copyedit/lady-d-author-voice-copyedit-pack.docx
+++ b/public/downloads/production/kdp/author-voice-copyedit/lady-d-author-voice-copyedit-pack.docx
@@ -670,7 +670,7 @@
                 <w:b w:val="0"/>
                 <w:sz w:val="19"/>
               </w:rPr>
-              <w:t>314,930</w:t>
+              <w:t>314,926</w:t>
             </w:r>
           </w:p>
         </w:tc>

--- a/public/downloads/production/kdp/author-voice-copyedit/lady-d-author-voice-copyedit-pack.docx
+++ b/public/downloads/production/kdp/author-voice-copyedit/lady-d-author-voice-copyedit-pack.docx
@@ -670,7 +670,7 @@
                 <w:b w:val="0"/>
                 <w:sz w:val="19"/>
               </w:rPr>
-              <w:t>314,926</w:t>
+              <w:t>314,916</w:t>
             </w:r>
           </w:p>
         </w:tc>

--- a/public/downloads/production/kdp/author-voice-copyedit/lady-d-author-voice-copyedit-pack.docx
+++ b/public/downloads/production/kdp/author-voice-copyedit/lady-d-author-voice-copyedit-pack.docx
@@ -670,7 +670,7 @@
                 <w:b w:val="0"/>
                 <w:sz w:val="19"/>
               </w:rPr>
-              <w:t>314,916</w:t>
+              <w:t>314,912</w:t>
             </w:r>
           </w:p>
         </w:tc>

--- a/public/downloads/production/kdp/author-voice-copyedit/lady-d-author-voice-copyedit-pack.docx
+++ b/public/downloads/production/kdp/author-voice-copyedit/lady-d-author-voice-copyedit-pack.docx
@@ -670,7 +670,7 @@
                 <w:b w:val="0"/>
                 <w:sz w:val="19"/>
               </w:rPr>
-              <w:t>314,912</w:t>
+              <w:t>314,911</w:t>
             </w:r>
           </w:p>
         </w:tc>
